--- a/docs/Huong-dan-su-dung-Windows-Setup-Assistant.docx
+++ b/docs/Huong-dan-su-dung-Windows-Setup-Assistant.docx
@@ -4603,7 +4603,7 @@
                 <w:sz w:val="19"/>
                 <w:szCs w:val="19"/>
               </w:rPr>
-              <w:t xml:space="preserve">thư mục Reports</w:t>
+              <w:t xml:space="preserve">Reports\unattended-&lt;thời điểm&gt;.json</w:t>
             </w:r>
           </w:p>
         </w:tc>
@@ -4708,7 +4708,7 @@
                 <w:sz w:val="19"/>
                 <w:szCs w:val="19"/>
               </w:rPr>
-              <w:t xml:space="preserve">In hướng dẫn</w:t>
+              <w:t xml:space="preserve">In hướng dẫn. Viết tắt được: -h, -?, /?</w:t>
             </w:r>
           </w:p>
         </w:tc>
